--- a/Sunum(4) ASÜ I. Zirve.docx
+++ b/Sunum(4) ASÜ I. Zirve.docx
@@ -2267,7 +2267,7 @@
           <w:ilvl w:val="0"/>
           <w:numId w:val="4"/>
         </w:numPr>
-        <w:spacing w:before="40" w:after="40" w:line="360" w:lineRule="auto"/>
+        <w:spacing w:before="40" w:after="40" w:line="276" w:lineRule="auto"/>
         <w:ind w:left="720"/>
         <w:contextualSpacing w:val="0"/>
         <w:jc w:val="both"/>
@@ -2295,7 +2295,7 @@
           <w:ilvl w:val="0"/>
           <w:numId w:val="2"/>
         </w:numPr>
-        <w:spacing w:before="40" w:after="40" w:line="360" w:lineRule="auto"/>
+        <w:spacing w:before="40" w:after="40" w:line="276" w:lineRule="auto"/>
         <w:ind w:left="720"/>
         <w:contextualSpacing w:val="0"/>
         <w:jc w:val="both"/>
@@ -2317,7 +2317,7 @@
           <w:ilvl w:val="0"/>
           <w:numId w:val="2"/>
         </w:numPr>
-        <w:spacing w:before="40" w:after="40" w:line="360" w:lineRule="auto"/>
+        <w:spacing w:before="40" w:after="40" w:line="276" w:lineRule="auto"/>
         <w:ind w:left="720"/>
         <w:contextualSpacing w:val="0"/>
         <w:jc w:val="both"/>
@@ -2339,7 +2339,7 @@
           <w:ilvl w:val="0"/>
           <w:numId w:val="2"/>
         </w:numPr>
-        <w:spacing w:before="40" w:after="40" w:line="360" w:lineRule="auto"/>
+        <w:spacing w:before="40" w:after="40" w:line="276" w:lineRule="auto"/>
         <w:ind w:left="720"/>
         <w:contextualSpacing w:val="0"/>
         <w:jc w:val="both"/>
@@ -2361,7 +2361,7 @@
           <w:ilvl w:val="0"/>
           <w:numId w:val="2"/>
         </w:numPr>
-        <w:spacing w:before="40" w:after="40" w:line="360" w:lineRule="auto"/>
+        <w:spacing w:before="40" w:after="40" w:line="276" w:lineRule="auto"/>
         <w:ind w:left="720"/>
         <w:contextualSpacing w:val="0"/>
         <w:jc w:val="both"/>
@@ -2379,10 +2379,11 @@
     <w:p>
       <w:pPr>
         <w:pStyle w:val="Normal"/>
-        <w:spacing w:line="360" w:lineRule="auto"/>
+        <w:spacing w:before="0" w:beforeAutospacing="off" w:after="0" w:afterAutospacing="off" w:line="240" w:lineRule="auto"/>
+        <w:contextualSpacing w:val="0"/>
         <w:jc w:val="both"/>
         <w:rPr>
-          <w:rStyle w:val="Balk2Char"/>
+          <w:rFonts w:ascii="Times New Roman" w:hAnsi="Times New Roman" w:cs="Times New Roman"/>
         </w:rPr>
       </w:pPr>
     </w:p>
@@ -2419,7 +2420,7 @@
           <w:ilvl w:val="0"/>
           <w:numId w:val="2"/>
         </w:numPr>
-        <w:spacing w:before="40" w:after="40" w:line="360" w:lineRule="auto"/>
+        <w:spacing w:before="40" w:after="40" w:line="276" w:lineRule="auto"/>
         <w:ind w:left="720"/>
         <w:contextualSpacing w:val="0"/>
         <w:jc w:val="both"/>
@@ -2441,7 +2442,7 @@
           <w:ilvl w:val="0"/>
           <w:numId w:val="2"/>
         </w:numPr>
-        <w:spacing w:before="40" w:after="40" w:line="360" w:lineRule="auto"/>
+        <w:spacing w:before="40" w:after="40" w:line="276" w:lineRule="auto"/>
         <w:ind w:left="720"/>
         <w:contextualSpacing w:val="0"/>
         <w:jc w:val="both"/>
@@ -2463,7 +2464,7 @@
           <w:ilvl w:val="0"/>
           <w:numId w:val="2"/>
         </w:numPr>
-        <w:spacing w:before="40" w:after="40" w:line="360" w:lineRule="auto"/>
+        <w:spacing w:before="40" w:after="40" w:line="276" w:lineRule="auto"/>
         <w:ind w:left="720"/>
         <w:contextualSpacing w:val="0"/>
         <w:jc w:val="both"/>
@@ -2485,7 +2486,7 @@
           <w:ilvl w:val="0"/>
           <w:numId w:val="2"/>
         </w:numPr>
-        <w:spacing w:before="40" w:after="40" w:line="360" w:lineRule="auto"/>
+        <w:spacing w:before="40" w:after="40" w:line="276" w:lineRule="auto"/>
         <w:ind w:left="720"/>
         <w:contextualSpacing w:val="0"/>
         <w:jc w:val="both"/>
@@ -2507,7 +2508,7 @@
           <w:ilvl w:val="0"/>
           <w:numId w:val="2"/>
         </w:numPr>
-        <w:spacing w:before="40" w:after="40" w:line="360" w:lineRule="auto"/>
+        <w:spacing w:before="40" w:after="40" w:line="276" w:lineRule="auto"/>
         <w:ind w:left="720"/>
         <w:contextualSpacing w:val="0"/>
         <w:jc w:val="both"/>
@@ -2529,7 +2530,7 @@
           <w:ilvl w:val="0"/>
           <w:numId w:val="2"/>
         </w:numPr>
-        <w:spacing w:before="40" w:after="40" w:line="360" w:lineRule="auto"/>
+        <w:spacing w:before="40" w:after="40" w:line="276" w:lineRule="auto"/>
         <w:ind w:left="720"/>
         <w:contextualSpacing w:val="0"/>
         <w:jc w:val="both"/>
@@ -2608,7 +2609,7 @@
       </w:tblGrid>
       <w:tr xmlns:wp14="http://schemas.microsoft.com/office/word/2010/wordml" wp14:textId="77777777">
         <w:trPr>
-          <w:trHeight w:val="293" w:hRule="atLeast"/>
+          <w:trHeight w:val="300"/>
         </w:trPr>
         <w:tc>
           <w:tcPr>
@@ -2674,7 +2675,7 @@
       </w:tr>
       <w:tr xmlns:wp14="http://schemas.microsoft.com/office/word/2010/wordml" wp14:textId="77777777">
         <w:trPr>
-          <w:trHeight w:val="340" w:hRule="atLeast"/>
+          <w:trHeight w:val="300"/>
         </w:trPr>
         <w:tc>
           <w:tcPr>
@@ -2735,7 +2736,9 @@
         </w:tc>
       </w:tr>
       <w:tr xmlns:wp14="http://schemas.microsoft.com/office/word/2010/wordml" wp14:textId="77777777">
-        <w:trPr/>
+        <w:trPr>
+          <w:trHeight w:val="300"/>
+        </w:trPr>
         <w:tc>
           <w:tcPr>
             <w:tcW w:w="1860" w:type="dxa"/>
@@ -2834,7 +2837,9 @@
         </w:tc>
       </w:tr>
       <w:tr xmlns:wp14="http://schemas.microsoft.com/office/word/2010/wordml" wp14:textId="77777777">
-        <w:trPr/>
+        <w:trPr>
+          <w:trHeight w:val="300"/>
+        </w:trPr>
         <w:tc>
           <w:tcPr>
             <w:tcW w:w="1860" w:type="dxa"/>
@@ -2888,7 +2893,9 @@
         </w:tc>
       </w:tr>
       <w:tr xmlns:wp14="http://schemas.microsoft.com/office/word/2010/wordml" wp14:textId="77777777">
-        <w:trPr/>
+        <w:trPr>
+          <w:trHeight w:val="300"/>
+        </w:trPr>
         <w:tc>
           <w:tcPr>
             <w:tcW w:w="1860" w:type="dxa"/>
@@ -2944,7 +2951,9 @@
         </w:tc>
       </w:tr>
       <w:tr xmlns:wp14="http://schemas.microsoft.com/office/word/2010/wordml" wp14:textId="77777777">
-        <w:trPr/>
+        <w:trPr>
+          <w:trHeight w:val="300"/>
+        </w:trPr>
         <w:tc>
           <w:tcPr>
             <w:tcW w:w="1860" w:type="dxa"/>
@@ -3000,7 +3009,9 @@
         </w:tc>
       </w:tr>
       <w:tr xmlns:wp14="http://schemas.microsoft.com/office/word/2010/wordml" wp14:textId="77777777">
-        <w:trPr/>
+        <w:trPr>
+          <w:trHeight w:val="300"/>
+        </w:trPr>
         <w:tc>
           <w:tcPr>
             <w:tcW w:w="1860" w:type="dxa"/>
@@ -3115,7 +3126,9 @@
         </w:tc>
       </w:tr>
       <w:tr xmlns:wp14="http://schemas.microsoft.com/office/word/2010/wordml" wp14:textId="77777777">
-        <w:trPr/>
+        <w:trPr>
+          <w:trHeight w:val="300"/>
+        </w:trPr>
         <w:tc>
           <w:tcPr>
             <w:tcW w:w="1860" w:type="dxa"/>
@@ -3169,7 +3182,9 @@
         </w:tc>
       </w:tr>
       <w:tr xmlns:wp14="http://schemas.microsoft.com/office/word/2010/wordml" wp14:textId="77777777">
-        <w:trPr/>
+        <w:trPr>
+          <w:trHeight w:val="300"/>
+        </w:trPr>
         <w:tc>
           <w:tcPr>
             <w:tcW w:w="1860" w:type="dxa"/>
@@ -3284,7 +3299,9 @@
         </w:tc>
       </w:tr>
       <w:tr xmlns:wp14="http://schemas.microsoft.com/office/word/2010/wordml" wp14:textId="77777777">
-        <w:trPr/>
+        <w:trPr>
+          <w:trHeight w:val="300"/>
+        </w:trPr>
         <w:tc>
           <w:tcPr>
             <w:tcW w:w="1860" w:type="dxa"/>
@@ -3387,7 +3404,7 @@
       </w:tblGrid>
       <w:tr xmlns:wp14="http://schemas.microsoft.com/office/word/2010/wordml" wp14:textId="77777777">
         <w:trPr>
-          <w:trHeight w:val="567"/>
+          <w:trHeight w:val="300"/>
         </w:trPr>
         <w:tc>
           <w:tcPr>
@@ -3449,7 +3466,7 @@
       </w:tr>
       <w:tr xmlns:wp14="http://schemas.microsoft.com/office/word/2010/wordml" wp14:textId="77777777">
         <w:trPr>
-          <w:trHeight w:val="567"/>
+          <w:trHeight w:val="300"/>
         </w:trPr>
         <w:tc>
           <w:tcPr>
@@ -3511,7 +3528,7 @@
       </w:tr>
       <w:tr xmlns:wp14="http://schemas.microsoft.com/office/word/2010/wordml" wp14:textId="77777777">
         <w:trPr>
-          <w:trHeight w:val="567"/>
+          <w:trHeight w:val="300"/>
         </w:trPr>
         <w:tc>
           <w:tcPr>
@@ -3579,7 +3596,7 @@
       </w:tr>
       <w:tr xmlns:wp14="http://schemas.microsoft.com/office/word/2010/wordml" wp14:textId="77777777">
         <w:trPr>
-          <w:trHeight w:val="567"/>
+          <w:trHeight w:val="300"/>
         </w:trPr>
         <w:tc>
           <w:tcPr>
@@ -3726,7 +3743,7 @@
       </w:tblGrid>
       <w:tr xmlns:wp14="http://schemas.microsoft.com/office/word/2010/wordml" wp14:textId="77777777">
         <w:trPr>
-          <w:trHeight w:val="567"/>
+          <w:trHeight w:val="300"/>
         </w:trPr>
         <w:tc>
           <w:tcPr>
@@ -3807,7 +3824,7 @@
       </w:tr>
       <w:tr xmlns:wp14="http://schemas.microsoft.com/office/word/2010/wordml" wp14:textId="77777777">
         <w:trPr>
-          <w:trHeight w:val="567"/>
+          <w:trHeight w:val="300"/>
         </w:trPr>
         <w:tc>
           <w:tcPr>
@@ -3873,7 +3890,7 @@
       </w:tr>
       <w:tr xmlns:wp14="http://schemas.microsoft.com/office/word/2010/wordml" wp14:textId="77777777">
         <w:trPr>
-          <w:trHeight w:val="567"/>
+          <w:trHeight w:val="300"/>
         </w:trPr>
         <w:tc>
           <w:tcPr>
@@ -3942,7 +3959,7 @@
       </w:tr>
       <w:tr xmlns:wp14="http://schemas.microsoft.com/office/word/2010/wordml" wp14:textId="77777777">
         <w:trPr>
-          <w:trHeight w:val="567"/>
+          <w:trHeight w:val="300"/>
         </w:trPr>
         <w:tc>
           <w:tcPr>
@@ -4002,7 +4019,7 @@
       </w:tr>
       <w:tr xmlns:wp14="http://schemas.microsoft.com/office/word/2010/wordml" wp14:textId="77777777">
         <w:trPr>
-          <w:trHeight w:val="567"/>
+          <w:trHeight w:val="300"/>
         </w:trPr>
         <w:tc>
           <w:tcPr>
@@ -4065,7 +4082,7 @@
       </w:tr>
       <w:tr xmlns:wp14="http://schemas.microsoft.com/office/word/2010/wordml" wp14:textId="77777777">
         <w:trPr>
-          <w:trHeight w:val="567"/>
+          <w:trHeight w:val="300"/>
         </w:trPr>
         <w:tc>
           <w:tcPr>
@@ -4144,6 +4161,11 @@
         </w:rPr>
       </w:pPr>
     </w:p>
+    <w:p>
+      <w:r>
+        <w:br w:type="page"/>
+      </w:r>
+    </w:p>
     <w:p xmlns:wp14="http://schemas.microsoft.com/office/word/2010/wordml" wp14:textId="66321649">
       <w:pPr>
         <w:pStyle w:val="Heading2"/>
@@ -4914,7 +4936,7 @@
         <w:t>Sitilhouse</w:t>
       </w:r>
     </w:p>
-    <w:p xmlns:wp14="http://schemas.microsoft.com/office/word/2010/wordml" wp14:textId="77777777">
+    <w:p xmlns:wp14="http://schemas.microsoft.com/office/word/2010/wordml" wp14:textId="619B3AAD">
       <w:pPr>
         <w:pStyle w:val="ListParagraph"/>
         <w:numPr>
@@ -4933,13 +4955,6 @@
         </w:rPr>
         <w:t>Altuntaş</w:t>
       </w:r>
-    </w:p>
-    <w:p xmlns:wp14="http://schemas.microsoft.com/office/word/2010/wordml" wp14:textId="0CC9207D">
-      <w:pPr>
-        <w:pStyle w:val="Normal"/>
-        <w:spacing w:line="360" w:lineRule="auto"/>
-        <w:jc w:val="both"/>
-      </w:pPr>
     </w:p>
     <w:p>
       <w:r>
@@ -8718,7 +8733,7 @@
         </w:rPr>
         <w:t xml:space="preserve">Güncel sunum dosyası: </w:t>
       </w:r>
-      <w:hyperlink r:id="R58395b87065a4241">
+      <w:hyperlink r:id="R6904508a685a4845">
         <w:r>
           <w:rPr>
             <w:rStyle w:val="Hyperlink"/>
@@ -10003,7 +10018,7 @@
     <w:next w:val="Normal"/>
     <w:link w:val="Balk1Char"/>
     <w:qFormat/>
-    <w:rsid w:val="6D1A9A8D"/>
+    <w:rsid w:val="4729CCE5"/>
     <w:rPr>
       <w:rFonts w:ascii="Times New Roman" w:hAnsi="Times New Roman" w:eastAsia="Times New Roman" w:cs="Times New Roman"/>
       <w:b w:val="1"/>
@@ -10029,7 +10044,7 @@
     <w:unhideWhenUsed/>
     <w:link w:val="Balk2Char"/>
     <w:qFormat/>
-    <w:rsid w:val="6D1A9A8D"/>
+    <w:rsid w:val="4729CCE5"/>
     <w:rPr>
       <w:rFonts w:ascii="Times New Roman" w:hAnsi="Times New Roman" w:eastAsia="Times New Roman" w:cs="Times New Roman"/>
       <w:b w:val="1"/>
@@ -10213,7 +10228,7 @@
     <w:name w:val="Başlık 1 Char"/>
     <w:basedOn w:val="DefaultParagraphFont"/>
     <w:link w:val="Heading1"/>
-    <w:rsid w:val="6D1A9A8D"/>
+    <w:rsid w:val="4729CCE5"/>
     <w:rPr>
       <w:rFonts w:ascii="Times New Roman" w:hAnsi="Times New Roman" w:eastAsia="Times New Roman" w:cs="Times New Roman"/>
       <w:b w:val="1"/>
@@ -10230,7 +10245,7 @@
     <w:basedOn w:val="DefaultParagraphFont"/>
     <w:semiHidden/>
     <w:link w:val="Heading2"/>
-    <w:rsid w:val="6D1A9A8D"/>
+    <w:rsid w:val="4729CCE5"/>
     <w:rPr>
       <w:rFonts w:ascii="Times New Roman" w:hAnsi="Times New Roman" w:eastAsia="Times New Roman" w:cs="Times New Roman"/>
       <w:b w:val="1"/>
@@ -10857,7 +10872,7 @@
     <w:basedOn w:val="Normal"/>
     <w:next w:val="Normal"/>
     <w:unhideWhenUsed/>
-    <w:rsid w:val="6D1A9A8D"/>
+    <w:rsid w:val="4729CCE5"/>
     <w:pPr>
       <w:spacing w:after="100"/>
     </w:pPr>
@@ -10868,7 +10883,7 @@
     <w:basedOn w:val="Normal"/>
     <w:next w:val="Normal"/>
     <w:unhideWhenUsed/>
-    <w:rsid w:val="6D1A9A8D"/>
+    <w:rsid w:val="4729CCE5"/>
     <w:pPr>
       <w:spacing w:after="100"/>
       <w:ind w:left="220"/>
